--- a/TReceipt_Privacy_Policy_Updated.docx
+++ b/TReceipt_Privacy_Policy_Updated.docx
@@ -5,8 +5,41 @@
     <w:p>
       <w:pPr>
         <w:pStyle w:val="Title"/>
+        <w:rPr>
+          <w:b/>
+          <w:bCs/>
+        </w:rPr>
       </w:pPr>
       <w:r>
+        <w:rPr>
+          <w:b/>
+          <w:bCs/>
+        </w:rPr>
+        <w:t xml:space="preserve">Privacy Policy for </w:t>
+      </w:r>
+      <w:proofErr w:type="spellStart"/>
+      <w:r>
+        <w:rPr>
+          <w:b/>
+          <w:bCs/>
+        </w:rPr>
+        <w:t>TReceipt</w:t>
+      </w:r>
+      <w:proofErr w:type="spellEnd"/>
+    </w:p>
+    <w:p/>
+    <w:p>
+      <w:pPr>
+        <w:rPr>
+          <w:sz w:val="40"/>
+          <w:szCs w:val="40"/>
+        </w:rPr>
+      </w:pPr>
+      <w:r>
+        <w:rPr>
+          <w:sz w:val="40"/>
+          <w:szCs w:val="40"/>
+        </w:rPr>
         <w:t>Privacy Policy</w:t>
       </w:r>
     </w:p>
@@ -106,6 +139,9 @@
       </w:r>
       <w:r>
         <w:br/>
+      </w:r>
+      <w:r>
+        <w:lastRenderedPageBreak/>
         <w:t>- You means the individual accessing or using the Service, or the company, or other legal entity on behalf of which such individual is accessing or using the Service.</w:t>
       </w:r>
     </w:p>
@@ -114,7 +150,6 @@
         <w:pStyle w:val="Heading1"/>
       </w:pPr>
       <w:r>
-        <w:lastRenderedPageBreak/>
         <w:t>Collecting and Using Your Personal Data</w:t>
       </w:r>
     </w:p>
@@ -252,6 +287,7 @@
         <w:pStyle w:val="Heading1"/>
       </w:pPr>
       <w:r>
+        <w:lastRenderedPageBreak/>
         <w:t>Permissions Required</w:t>
       </w:r>
     </w:p>
@@ -268,9 +304,6 @@
       </w:r>
       <w:r>
         <w:br/>
-      </w:r>
-      <w:r>
-        <w:lastRenderedPageBreak/>
         <w:t>- Photo Library/Media Access: To upload existing receipt images</w:t>
       </w:r>
       <w:r>
@@ -456,19 +489,7 @@
           <w:sz w:val="22"/>
           <w:szCs w:val="22"/>
         </w:rPr>
-        <w:t xml:space="preserve">We do not collect any personal data and therefore have no information to disclose to any third parties or legal </w:t>
-      </w:r>
-      <w:proofErr w:type="spellStart"/>
-      <w:r>
-        <w:rPr>
-          <w:rFonts w:asciiTheme="minorHAnsi" w:eastAsiaTheme="minorEastAsia" w:hAnsiTheme="minorHAnsi" w:cstheme="minorBidi"/>
-          <w:b w:val="0"/>
-          <w:bCs w:val="0"/>
-          <w:color w:val="auto"/>
-          <w:sz w:val="22"/>
-          <w:szCs w:val="22"/>
-        </w:rPr>
-        <w:t>authorities.</w:t>
+        <w:t>We do not collect any personal data and therefore have no information to disclose to any third parties or legal authorities.</w:t>
       </w:r>
     </w:p>
     <w:p>
@@ -476,11 +497,7 @@
         <w:pStyle w:val="Heading1"/>
       </w:pPr>
       <w:r>
-        <w:t>Securit</w:t>
-      </w:r>
-      <w:proofErr w:type="spellEnd"/>
-      <w:r>
-        <w:t>y of Your Personal Data</w:t>
+        <w:t>Security of Your Personal Data</w:t>
       </w:r>
     </w:p>
     <w:p>
@@ -513,6 +530,7 @@
         <w:pStyle w:val="Heading1"/>
       </w:pPr>
       <w:r>
+        <w:lastRenderedPageBreak/>
         <w:t>Children's Privacy</w:t>
       </w:r>
     </w:p>
@@ -533,16 +551,7 @@
           <w:sz w:val="22"/>
           <w:szCs w:val="22"/>
         </w:rPr>
-        <w:t xml:space="preserve">Our Service does not address anyone under the age of 13. We do not knowingly collect personally identifiable information from anyone under the age of 13. If You are a parent or guardian and You are aware that Your child has provided Us with Personal Data, please </w:t>
-      </w:r>
-      <w:r>
-        <w:rPr>
-          <w:rFonts w:asciiTheme="minorHAnsi" w:eastAsiaTheme="minorEastAsia" w:hAnsiTheme="minorHAnsi" w:cstheme="minorBidi"/>
-          <w:sz w:val="22"/>
-          <w:szCs w:val="22"/>
-        </w:rPr>
-        <w:lastRenderedPageBreak/>
-        <w:t xml:space="preserve">contact Us. If We become aware that We have collected Personal Data from anyone under the age of 13 without verification of parental consent, </w:t>
+        <w:t xml:space="preserve">Our Service does not address anyone under the age of 13. We do not knowingly collect personally identifiable information from anyone under the age of 13. If You are a parent or guardian and You are aware that Your child has provided Us with Personal Data, please contact Us. If We become aware that We have collected Personal Data from anyone under the age of 13 without verification of parental consent, </w:t>
       </w:r>
       <w:proofErr w:type="gramStart"/>
       <w:r>
